--- a/DAILY_REPORT_2026_07_15.docx
+++ b/DAILY_REPORT_2026_07_15.docx
@@ -80,7 +80,7 @@
           <w:rFonts w:ascii="Arial" w:hAnsi="Arial"/>
           <w:sz w:val="21"/>
         </w:rPr>
-        <w:t>Today's updates optimized startup connectivity by configuring the React dashboard to automatically load and connect to sashainfinity.com as the default site. All services are fully operational, tested, and pushed to the Git repository.</w:t>
+        <w:t>Today's updates optimized startup connectivity by configuring the React dashboard to automatically load and connect to sashainfinity.com as the default site. Additionally, we cleared all pre-seeded mock sessions and visit logs from MongoDB to enforce strict real-time reporting of actual visitor traffic.</w:t>
       </w:r>
     </w:p>
     <w:p>
@@ -152,7 +152,7 @@
           <w:color w:val="334155"/>
           <w:sz w:val="24"/>
         </w:rPr>
-        <w:t>2. 🚦 Background Service Restarts</w:t>
+        <w:t>2. 🛡️ Real-Time Enforced Analytics (Mock Cleanup)</w:t>
       </w:r>
     </w:p>
     <w:p>
@@ -164,10 +164,25 @@
         <w:rPr>
           <w:b/>
         </w:rPr>
-        <w:t xml:space="preserve">Active Status: </w:t>
+        <w:t xml:space="preserve">Database Purge: </w:t>
       </w:r>
       <w:r>
-        <w:t>Restarted MongoDB, Express server, Vite dev compiler, and n8n workspace, verifying all local ports.</w:t>
+        <w:t>Ran a script to delete all seeded/dummy B2B corporate sessions and visit records for sashainfinity.com from MongoDB.</w:t>
+      </w:r>
+    </w:p>
+    <w:p>
+      <w:pPr>
+        <w:pStyle w:val="ListBullet"/>
+        <w:spacing w:after="60"/>
+      </w:pPr>
+      <w:r>
+        <w:rPr>
+          <w:b/>
+        </w:rPr>
+        <w:t xml:space="preserve">Clean Feed: </w:t>
+      </w:r>
+      <w:r>
+        <w:t>Ensures that only real-time de-anonymized visitor traffic is displayed on the dashboard feed.</w:t>
       </w:r>
     </w:p>
     <w:p>

--- a/DAILY_REPORT_2026_07_15.docx
+++ b/DAILY_REPORT_2026_07_15.docx
@@ -80,7 +80,7 @@
           <w:rFonts w:ascii="Arial" w:hAnsi="Arial"/>
           <w:sz w:val="21"/>
         </w:rPr>
-        <w:t>Today's updates optimized startup connectivity by configuring the React dashboard to automatically load and connect to sashainfinity.com as the default site. Additionally, we cleared all pre-seeded mock sessions and visit logs from MongoDB to enforce strict real-time reporting of actual visitor traffic.</w:t>
+        <w:t>Today's updates optimized startup connectivity by configuring the React dashboard to automatically load and connect to sashainfinity.com as the default site. Additionally, we cleared mock seeds from MongoDB, started the exited Postgres and Redis docker containers, and updated the n8n database credentials host to localhost to fix ETIMEDOUT connection errors in the 'Get Active Sites' node.</w:t>
       </w:r>
     </w:p>
     <w:p>
@@ -108,7 +108,7 @@
           <w:color w:val="334155"/>
           <w:sz w:val="24"/>
         </w:rPr>
-        <w:t>1. ⚙️ Automatic Site Connectivity</w:t>
+        <w:t>1. ⚙️ Automatic Site Connectivity &amp; Database Purge</w:t>
       </w:r>
     </w:p>
     <w:p>
@@ -135,10 +135,10 @@
         <w:rPr>
           <w:b/>
         </w:rPr>
-        <w:t xml:space="preserve">Streamlined UX: </w:t>
+        <w:t xml:space="preserve">Mock Cleanup: </w:t>
       </w:r>
       <w:r>
-        <w:t>Bypasses the initial gate page, allowing immediate display of company sessions, traffic analytics, and intent metrics upon opening the local portal page.</w:t>
+        <w:t>Cleared all dummy sessions and visit logs for sashainfinity.com from MongoDB to enforce strict real-time reporting.</w:t>
       </w:r>
     </w:p>
     <w:p>
@@ -152,7 +152,7 @@
           <w:color w:val="334155"/>
           <w:sz w:val="24"/>
         </w:rPr>
-        <w:t>2. 🛡️ Real-Time Enforced Analytics (Mock Cleanup)</w:t>
+        <w:t>2. 🔌 Postgres Database Connection Fix (Get Active Sites Node)</w:t>
       </w:r>
     </w:p>
     <w:p>
@@ -164,10 +164,10 @@
         <w:rPr>
           <w:b/>
         </w:rPr>
-        <w:t xml:space="preserve">Database Purge: </w:t>
+        <w:t xml:space="preserve">Docker Container Boot: </w:t>
       </w:r>
       <w:r>
-        <w:t>Ran a script to delete all seeded/dummy B2B corporate sessions and visit records for sashainfinity.com from MongoDB.</w:t>
+        <w:t>Started the exited B2B container services (backend-postgres-1, backend-redis-1, and backend-api-1) to listen on host ports.</w:t>
       </w:r>
     </w:p>
     <w:p>
@@ -179,10 +179,10 @@
         <w:rPr>
           <w:b/>
         </w:rPr>
-        <w:t xml:space="preserve">Clean Feed: </w:t>
+        <w:t xml:space="preserve">Credentials Mapping Update: </w:t>
       </w:r>
       <w:r>
-        <w:t>Ensures that only real-time de-anonymized visitor traffic is displayed on the dashboard feed.</w:t>
+        <w:t>Changed the database host in credentials.json from host.docker.internal to localhost and imported it into n8n. This resolves the ETIMEDOUT connection errors since n8n is running locally as a host process.</w:t>
       </w:r>
     </w:p>
     <w:p>
@@ -212,6 +212,21 @@
       </w:r>
       <w:r>
         <w:t>Set default site state hook value to 'sashainfinity.com'.</w:t>
+      </w:r>
+    </w:p>
+    <w:p>
+      <w:pPr>
+        <w:pStyle w:val="ListBullet"/>
+        <w:spacing w:after="60"/>
+      </w:pPr>
+      <w:r>
+        <w:rPr>
+          <w:b/>
+        </w:rPr>
+        <w:t xml:space="preserve">backend/n8n-workflows/credentials.json: </w:t>
+      </w:r>
+      <w:r>
+        <w:t>Updated Postgres and SMTP hosts from host.docker.internal to localhost.</w:t>
       </w:r>
     </w:p>
     <w:p>
@@ -282,7 +297,37 @@
         <w:rPr>
           <w:b/>
         </w:rPr>
-        <w:t xml:space="preserve">Sasha LMS site Nginx (Port 3100): </w:t>
+        <w:t xml:space="preserve">Sasha LMS Nginx (Port 3100): </w:t>
+      </w:r>
+      <w:r>
+        <w:t>Online &amp; Healthy</w:t>
+      </w:r>
+    </w:p>
+    <w:p>
+      <w:pPr>
+        <w:pStyle w:val="ListBullet"/>
+        <w:spacing w:after="60"/>
+      </w:pPr>
+      <w:r>
+        <w:rPr>
+          <w:b/>
+        </w:rPr>
+        <w:t xml:space="preserve">Postgres Container (Port 5432): </w:t>
+      </w:r>
+      <w:r>
+        <w:t>Online &amp; Healthy</w:t>
+      </w:r>
+    </w:p>
+    <w:p>
+      <w:pPr>
+        <w:pStyle w:val="ListBullet"/>
+        <w:spacing w:after="60"/>
+      </w:pPr>
+      <w:r>
+        <w:rPr>
+          <w:b/>
+        </w:rPr>
+        <w:t xml:space="preserve">Redis Container (Port 6379): </w:t>
       </w:r>
       <w:r>
         <w:t>Online &amp; Healthy</w:t>

--- a/DAILY_REPORT_2026_07_15.docx
+++ b/DAILY_REPORT_2026_07_15.docx
@@ -80,7 +80,7 @@
           <w:rFonts w:ascii="Arial" w:hAnsi="Arial"/>
           <w:sz w:val="21"/>
         </w:rPr>
-        <w:t>Today's updates optimized startup connectivity by configuring the React dashboard to automatically load and connect to sashainfinity.com as the default site. Additionally, we cleared mock seeds from MongoDB, started the exited Postgres and Redis docker containers, and updated the n8n database credentials host to localhost to fix ETIMEDOUT connection errors in the 'Get Active Sites' node.</w:t>
+        <w:t>Today's updates optimized startup connectivity by configuring the React dashboard to automatically load and connect to sashainfinity.com as the default site. Additionally, we cleared mock seeds from MongoDB, started the exited Postgres and Redis docker containers, and resolved workflow timeout errors (Postgres &amp; Slack nodes) by changing connection hosts to localhost.</w:t>
       </w:r>
     </w:p>
     <w:p>
@@ -152,7 +152,7 @@
           <w:color w:val="334155"/>
           <w:sz w:val="24"/>
         </w:rPr>
-        <w:t>2. 🔌 Postgres Database Connection Fix (Get Active Sites Node)</w:t>
+        <w:t>2. 🔌 Postgres &amp; HTTP Webhook Connection Fixes</w:t>
       </w:r>
     </w:p>
     <w:p>
@@ -179,10 +179,10 @@
         <w:rPr>
           <w:b/>
         </w:rPr>
-        <w:t xml:space="preserve">Credentials Mapping Update: </w:t>
+        <w:t xml:space="preserve">n8n Hostname Update: </w:t>
       </w:r>
       <w:r>
-        <w:t>Changed the database host in credentials.json from host.docker.internal to localhost and imported it into n8n. This resolves the ETIMEDOUT connection errors since n8n is running locally as a host process.</w:t>
+        <w:t>Replaced host.docker.internal with localhost in credentials.json, n8n/workflow.json, and backend/n8n-workflows/analytics-workflow.json. This resolves the ETIMEDOUT connection errors in the 'Get Active Sites' and 'Slack Alert' nodes since n8n is running locally as a host process.</w:t>
       </w:r>
     </w:p>
     <w:p>
@@ -227,6 +227,36 @@
       </w:r>
       <w:r>
         <w:t>Updated Postgres and SMTP hosts from host.docker.internal to localhost.</w:t>
+      </w:r>
+    </w:p>
+    <w:p>
+      <w:pPr>
+        <w:pStyle w:val="ListBullet"/>
+        <w:spacing w:after="60"/>
+      </w:pPr>
+      <w:r>
+        <w:rPr>
+          <w:b/>
+        </w:rPr>
+        <w:t xml:space="preserve">n8n/workflow.json: </w:t>
+      </w:r>
+      <w:r>
+        <w:t>Changed Push to Radar endpoint host to localhost.</w:t>
+      </w:r>
+    </w:p>
+    <w:p>
+      <w:pPr>
+        <w:pStyle w:val="ListBullet"/>
+        <w:spacing w:after="60"/>
+      </w:pPr>
+      <w:r>
+        <w:rPr>
+          <w:b/>
+        </w:rPr>
+        <w:t xml:space="preserve">backend/n8n-workflows/analytics-workflow.json: </w:t>
+      </w:r>
+      <w:r>
+        <w:t>Changed Slack Alert mock URL host to localhost.</w:t>
       </w:r>
     </w:p>
     <w:p>

--- a/DAILY_REPORT_2026_07_15.docx
+++ b/DAILY_REPORT_2026_07_15.docx
@@ -80,7 +80,7 @@
           <w:rFonts w:ascii="Arial" w:hAnsi="Arial"/>
           <w:sz w:val="21"/>
         </w:rPr>
-        <w:t>Today's updates optimized startup connectivity by configuring the React dashboard to automatically load and connect to sashainfinity.com as the default site. Additionally, we cleared mock seeds from MongoDB, started the exited Postgres and Redis docker containers, and resolved workflow timeout errors (Postgres &amp; Slack nodes) by changing connection hosts to localhost.</w:t>
+        <w:t>Today's updates optimized startup connectivity by configuring the React dashboard to automatically load and connect to sashainfinity.com as the default site. Additionally, we cleared mock seeds from MongoDB, started the exited Postgres and Redis docker containers, resolved workflow timeout errors by changing connection hosts to localhost, and fixed the HTTP 404 error on the 'Slack Alert' node by rebuilding the backend API Docker container.</w:t>
       </w:r>
     </w:p>
     <w:p>
@@ -183,6 +183,35 @@
       </w:r>
       <w:r>
         <w:t>Replaced host.docker.internal with localhost in credentials.json, n8n/workflow.json, and backend/n8n-workflows/analytics-workflow.json. This resolves the ETIMEDOUT connection errors in the 'Get Active Sites' and 'Slack Alert' nodes since n8n is running locally as a host process.</w:t>
+      </w:r>
+    </w:p>
+    <w:p>
+      <w:pPr>
+        <w:spacing w:before="240" w:after="80"/>
+      </w:pPr>
+      <w:r>
+        <w:rPr>
+          <w:rFonts w:ascii="Arial" w:hAnsi="Arial"/>
+          <w:b/>
+          <w:color w:val="334155"/>
+          <w:sz w:val="24"/>
+        </w:rPr>
+        <w:t>3. 🛠️ Slack HTTP 404 Resolution (API Container Rebuild)</w:t>
+      </w:r>
+    </w:p>
+    <w:p>
+      <w:pPr>
+        <w:pStyle w:val="ListBullet"/>
+        <w:spacing w:after="60"/>
+      </w:pPr>
+      <w:r>
+        <w:rPr>
+          <w:b/>
+        </w:rPr>
+        <w:t xml:space="preserve">Rebuild &amp; Recreate: </w:t>
+      </w:r>
+      <w:r>
+        <w:t>Ran docker-compose up -d --build api to rebuild the backend-api container image. This successfully loaded the mock Slack webhook endpoint (/api/v1/mock-slack) defined in backend/api/server.js to clear the HTTP 404 Resource Not Found errors in n8n.</w:t>
       </w:r>
     </w:p>
     <w:p>
